--- a/lab-pdf/Sheet.docx
+++ b/lab-pdf/Sheet.docx
@@ -4,6 +4,7 @@
   <w:body>
     <w:p>
       <w:pPr>
+        <w:spacing w:line="360" w:lineRule="auto"/>
         <w:rPr>
           <w:rFonts w:ascii="Times New Roman" w:hAnsi="Times New Roman" w:cs="Times New Roman"/>
           <w:b/>
@@ -37,6 +38,7 @@
     </w:p>
     <w:p>
       <w:pPr>
+        <w:spacing w:line="360" w:lineRule="auto"/>
         <w:rPr>
           <w:rFonts w:ascii="Times New Roman" w:hAnsi="Times New Roman" w:cs="Times New Roman"/>
           <w:b/>
@@ -62,17 +64,19 @@
     </w:p>
     <w:p>
       <w:pPr>
-        <w:rPr>
-          <w:rFonts w:ascii="Times New Roman" w:hAnsi="Times New Roman" w:cs="Times New Roman"/>
-          <w:b/>
-          <w:bCs/>
-        </w:rPr>
-      </w:pPr>
-      <w:r>
-        <w:rPr>
-          <w:rFonts w:ascii="Times New Roman" w:hAnsi="Times New Roman" w:cs="Times New Roman"/>
-          <w:b/>
-          <w:bCs/>
+        <w:spacing w:line="360" w:lineRule="auto"/>
+        <w:rPr>
+          <w:rFonts w:ascii="Times New Roman" w:hAnsi="Times New Roman" w:cs="Times New Roman"/>
+          <w:b/>
+          <w:bCs/>
+        </w:rPr>
+      </w:pPr>
+      <w:r>
+        <w:rPr>
+          <w:rFonts w:ascii="Times New Roman" w:hAnsi="Times New Roman" w:cs="Times New Roman"/>
+          <w:b/>
+          <w:bCs/>
+          <w:noProof/>
         </w:rPr>
         <w:drawing>
           <wp:inline distT="0" distB="0" distL="0" distR="0" wp14:anchorId="3D45ABFC" wp14:editId="5F6B31D3">
@@ -113,6 +117,7 @@
     </w:p>
     <w:p>
       <w:pPr>
+        <w:spacing w:line="360" w:lineRule="auto"/>
         <w:rPr>
           <w:rFonts w:ascii="Times New Roman" w:hAnsi="Times New Roman" w:cs="Times New Roman"/>
           <w:b/>
@@ -130,6 +135,7 @@
     </w:p>
     <w:p>
       <w:pPr>
+        <w:spacing w:line="360" w:lineRule="auto"/>
         <w:ind w:firstLine="720"/>
         <w:rPr>
           <w:rFonts w:ascii="Times New Roman" w:hAnsi="Times New Roman" w:cs="Times New Roman"/>
@@ -137,28 +143,40 @@
           <w:bCs/>
         </w:rPr>
       </w:pPr>
-      <w:r>
-        <w:rPr>
-          <w:rFonts w:ascii="Times New Roman" w:hAnsi="Times New Roman" w:cs="Times New Roman"/>
-          <w:b/>
-          <w:bCs/>
-        </w:rPr>
-        <w:t>tailwindcss()</w:t>
-      </w:r>
-    </w:p>
-    <w:p>
-      <w:pPr>
-        <w:rPr>
-          <w:rFonts w:ascii="Times New Roman" w:hAnsi="Times New Roman" w:cs="Times New Roman"/>
-          <w:b/>
-          <w:bCs/>
-        </w:rPr>
-      </w:pPr>
-      <w:r>
-        <w:rPr>
-          <w:rFonts w:ascii="Times New Roman" w:hAnsi="Times New Roman" w:cs="Times New Roman"/>
-          <w:b/>
-          <w:bCs/>
+      <w:proofErr w:type="gramStart"/>
+      <w:r>
+        <w:rPr>
+          <w:rFonts w:ascii="Times New Roman" w:hAnsi="Times New Roman" w:cs="Times New Roman"/>
+          <w:b/>
+          <w:bCs/>
+        </w:rPr>
+        <w:t>tailwindcss(</w:t>
+      </w:r>
+      <w:proofErr w:type="gramEnd"/>
+      <w:r>
+        <w:rPr>
+          <w:rFonts w:ascii="Times New Roman" w:hAnsi="Times New Roman" w:cs="Times New Roman"/>
+          <w:b/>
+          <w:bCs/>
+        </w:rPr>
+        <w:t>)</w:t>
+      </w:r>
+    </w:p>
+    <w:p>
+      <w:pPr>
+        <w:spacing w:line="360" w:lineRule="auto"/>
+        <w:rPr>
+          <w:rFonts w:ascii="Times New Roman" w:hAnsi="Times New Roman" w:cs="Times New Roman"/>
+          <w:b/>
+          <w:bCs/>
+        </w:rPr>
+      </w:pPr>
+      <w:r>
+        <w:rPr>
+          <w:rFonts w:ascii="Times New Roman" w:hAnsi="Times New Roman" w:cs="Times New Roman"/>
+          <w:b/>
+          <w:bCs/>
+          <w:noProof/>
         </w:rPr>
         <w:drawing>
           <wp:inline distT="0" distB="0" distL="0" distR="0" wp14:anchorId="166B9546" wp14:editId="1D4FC923">
@@ -199,6 +217,7 @@
     </w:p>
     <w:p>
       <w:pPr>
+        <w:spacing w:line="360" w:lineRule="auto"/>
         <w:rPr>
           <w:rFonts w:ascii="Times New Roman" w:hAnsi="Times New Roman" w:cs="Times New Roman"/>
           <w:b/>
@@ -224,6 +243,7 @@
     </w:p>
     <w:p>
       <w:pPr>
+        <w:spacing w:line="360" w:lineRule="auto"/>
         <w:rPr>
           <w:rFonts w:ascii="Times New Roman" w:hAnsi="Times New Roman" w:cs="Times New Roman"/>
           <w:b/>
@@ -241,6 +261,278 @@
     </w:p>
     <w:p>
       <w:pPr>
+        <w:spacing w:line="360" w:lineRule="auto"/>
+        <w:rPr>
+          <w:rFonts w:ascii="Times New Roman" w:hAnsi="Times New Roman" w:cs="Times New Roman"/>
+          <w:b/>
+          <w:bCs/>
+        </w:rPr>
+      </w:pPr>
+      <w:r>
+        <w:rPr>
+          <w:rFonts w:ascii="Times New Roman" w:hAnsi="Times New Roman" w:cs="Times New Roman"/>
+          <w:b/>
+          <w:bCs/>
+        </w:rPr>
+        <w:t>** install jest:</w:t>
+      </w:r>
+    </w:p>
+    <w:p>
+      <w:pPr>
+        <w:spacing w:line="360" w:lineRule="auto"/>
+        <w:rPr>
+          <w:rFonts w:ascii="Times New Roman" w:hAnsi="Times New Roman" w:cs="Times New Roman"/>
+          <w:b/>
+          <w:bCs/>
+        </w:rPr>
+      </w:pPr>
+      <w:r>
+        <w:rPr>
+          <w:rFonts w:ascii="Times New Roman" w:hAnsi="Times New Roman" w:cs="Times New Roman"/>
+          <w:b/>
+          <w:bCs/>
+        </w:rPr>
+        <w:t xml:space="preserve">npm i jest </w:t>
+      </w:r>
+    </w:p>
+    <w:p>
+      <w:pPr>
+        <w:spacing w:line="360" w:lineRule="auto"/>
+        <w:rPr>
+          <w:rFonts w:ascii="Times New Roman" w:hAnsi="Times New Roman" w:cs="Times New Roman"/>
+          <w:b/>
+          <w:bCs/>
+        </w:rPr>
+      </w:pPr>
+      <w:r>
+        <w:rPr>
+          <w:rFonts w:ascii="Times New Roman" w:hAnsi="Times New Roman" w:cs="Times New Roman"/>
+          <w:b/>
+          <w:bCs/>
+        </w:rPr>
+        <w:t xml:space="preserve">npm i @testing-libray/react </w:t>
+      </w:r>
+    </w:p>
+    <w:p>
+      <w:pPr>
+        <w:spacing w:line="360" w:lineRule="auto"/>
+        <w:rPr>
+          <w:rFonts w:ascii="Times New Roman" w:hAnsi="Times New Roman" w:cs="Times New Roman"/>
+          <w:b/>
+          <w:bCs/>
+        </w:rPr>
+      </w:pPr>
+      <w:r>
+        <w:rPr>
+          <w:rFonts w:ascii="Times New Roman" w:hAnsi="Times New Roman" w:cs="Times New Roman"/>
+          <w:b/>
+          <w:bCs/>
+        </w:rPr>
+        <w:t xml:space="preserve">npm i ts-jest @types/jest </w:t>
+      </w:r>
+    </w:p>
+    <w:p>
+      <w:pPr>
+        <w:spacing w:line="360" w:lineRule="auto"/>
+        <w:rPr>
+          <w:rFonts w:ascii="Times New Roman" w:hAnsi="Times New Roman" w:cs="Times New Roman"/>
+          <w:b/>
+          <w:bCs/>
+        </w:rPr>
+      </w:pPr>
+      <w:r>
+        <w:rPr>
+          <w:rFonts w:ascii="Times New Roman" w:hAnsi="Times New Roman" w:cs="Times New Roman"/>
+          <w:b/>
+          <w:bCs/>
+        </w:rPr>
+        <w:t xml:space="preserve">npm i ts-node @testing-library/jest-dom </w:t>
+      </w:r>
+    </w:p>
+    <w:p>
+      <w:pPr>
+        <w:spacing w:line="360" w:lineRule="auto"/>
+        <w:rPr>
+          <w:rFonts w:ascii="Times New Roman" w:hAnsi="Times New Roman" w:cs="Times New Roman"/>
+          <w:b/>
+          <w:bCs/>
+        </w:rPr>
+      </w:pPr>
+      <w:r>
+        <w:rPr>
+          <w:rFonts w:ascii="Times New Roman" w:hAnsi="Times New Roman" w:cs="Times New Roman"/>
+          <w:b/>
+          <w:bCs/>
+        </w:rPr>
+        <w:t>npm i jest-environment-jsdom</w:t>
+      </w:r>
+    </w:p>
+    <w:p>
+      <w:pPr>
+        <w:spacing w:line="360" w:lineRule="auto"/>
+        <w:rPr>
+          <w:rFonts w:ascii="Times New Roman" w:hAnsi="Times New Roman" w:cs="Times New Roman"/>
+          <w:b/>
+          <w:bCs/>
+        </w:rPr>
+      </w:pPr>
+      <w:r>
+        <w:rPr>
+          <w:rFonts w:ascii="Times New Roman" w:hAnsi="Times New Roman" w:cs="Times New Roman"/>
+          <w:b/>
+          <w:bCs/>
+        </w:rPr>
+        <w:t>** jest.config.ts</w:t>
+      </w:r>
+    </w:p>
+    <w:p>
+      <w:pPr>
+        <w:spacing w:line="360" w:lineRule="auto"/>
+        <w:rPr>
+          <w:rFonts w:ascii="Times New Roman" w:hAnsi="Times New Roman" w:cs="Times New Roman"/>
+          <w:b/>
+          <w:bCs/>
+        </w:rPr>
+      </w:pPr>
+      <w:r>
+        <w:rPr>
+          <w:rFonts w:ascii="Times New Roman" w:hAnsi="Times New Roman" w:cs="Times New Roman"/>
+          <w:b/>
+          <w:bCs/>
+        </w:rPr>
+        <w:t>export default {</w:t>
+      </w:r>
+    </w:p>
+    <w:p>
+      <w:pPr>
+        <w:spacing w:line="360" w:lineRule="auto"/>
+        <w:rPr>
+          <w:rFonts w:ascii="Times New Roman" w:hAnsi="Times New Roman" w:cs="Times New Roman"/>
+          <w:b/>
+          <w:bCs/>
+        </w:rPr>
+      </w:pPr>
+      <w:r>
+        <w:rPr>
+          <w:rFonts w:ascii="Times New Roman" w:hAnsi="Times New Roman" w:cs="Times New Roman"/>
+          <w:b/>
+          <w:bCs/>
+        </w:rPr>
+        <w:lastRenderedPageBreak/>
+        <w:t>    preset: 'ts-jest',</w:t>
+      </w:r>
+    </w:p>
+    <w:p>
+      <w:pPr>
+        <w:spacing w:line="360" w:lineRule="auto"/>
+        <w:rPr>
+          <w:rFonts w:ascii="Times New Roman" w:hAnsi="Times New Roman" w:cs="Times New Roman"/>
+          <w:b/>
+          <w:bCs/>
+        </w:rPr>
+      </w:pPr>
+      <w:r>
+        <w:rPr>
+          <w:rFonts w:ascii="Times New Roman" w:hAnsi="Times New Roman" w:cs="Times New Roman"/>
+          <w:b/>
+          <w:bCs/>
+        </w:rPr>
+        <w:t>    testEnvironment: 'jest-environment-jsdom',</w:t>
+      </w:r>
+    </w:p>
+    <w:p>
+      <w:pPr>
+        <w:spacing w:line="360" w:lineRule="auto"/>
+        <w:rPr>
+          <w:rFonts w:ascii="Times New Roman" w:hAnsi="Times New Roman" w:cs="Times New Roman"/>
+          <w:b/>
+          <w:bCs/>
+        </w:rPr>
+      </w:pPr>
+      <w:r>
+        <w:rPr>
+          <w:rFonts w:ascii="Times New Roman" w:hAnsi="Times New Roman" w:cs="Times New Roman"/>
+          <w:b/>
+          <w:bCs/>
+        </w:rPr>
+        <w:t>    transform: {</w:t>
+      </w:r>
+    </w:p>
+    <w:p>
+      <w:pPr>
+        <w:spacing w:line="360" w:lineRule="auto"/>
+        <w:rPr>
+          <w:rFonts w:ascii="Times New Roman" w:hAnsi="Times New Roman" w:cs="Times New Roman"/>
+          <w:b/>
+          <w:bCs/>
+        </w:rPr>
+      </w:pPr>
+      <w:r>
+        <w:rPr>
+          <w:rFonts w:ascii="Times New Roman" w:hAnsi="Times New Roman" w:cs="Times New Roman"/>
+          <w:b/>
+          <w:bCs/>
+        </w:rPr>
+        <w:t>        "</w:t>
+      </w:r>
+      <w:proofErr w:type="gramStart"/>
+      <w:r>
+        <w:rPr>
+          <w:rFonts w:ascii="Times New Roman" w:hAnsi="Times New Roman" w:cs="Times New Roman"/>
+          <w:b/>
+          <w:bCs/>
+        </w:rPr>
+        <w:t>^.+</w:t>
+      </w:r>
+      <w:proofErr w:type="gramEnd"/>
+      <w:r>
+        <w:rPr>
+          <w:rFonts w:ascii="Times New Roman" w:hAnsi="Times New Roman" w:cs="Times New Roman"/>
+          <w:b/>
+          <w:bCs/>
+        </w:rPr>
+        <w:t>\\.tsx?$": "ts-jest"</w:t>
+      </w:r>
+    </w:p>
+    <w:p>
+      <w:pPr>
+        <w:spacing w:line="360" w:lineRule="auto"/>
+        <w:rPr>
+          <w:rFonts w:ascii="Times New Roman" w:hAnsi="Times New Roman" w:cs="Times New Roman"/>
+          <w:b/>
+          <w:bCs/>
+        </w:rPr>
+      </w:pPr>
+      <w:r>
+        <w:rPr>
+          <w:rFonts w:ascii="Times New Roman" w:hAnsi="Times New Roman" w:cs="Times New Roman"/>
+          <w:b/>
+          <w:bCs/>
+        </w:rPr>
+        <w:t>    }</w:t>
+      </w:r>
+    </w:p>
+    <w:p>
+      <w:pPr>
+        <w:spacing w:line="360" w:lineRule="auto"/>
+        <w:rPr>
+          <w:rFonts w:ascii="Times New Roman" w:hAnsi="Times New Roman" w:cs="Times New Roman"/>
+          <w:b/>
+          <w:bCs/>
+        </w:rPr>
+      </w:pPr>
+      <w:r>
+        <w:rPr>
+          <w:rFonts w:ascii="Times New Roman" w:hAnsi="Times New Roman" w:cs="Times New Roman"/>
+          <w:b/>
+          <w:bCs/>
+        </w:rPr>
+        <w:t>};</w:t>
+      </w:r>
+    </w:p>
+    <w:p>
+      <w:pPr>
+        <w:spacing w:line="360" w:lineRule="auto"/>
         <w:rPr>
           <w:rFonts w:ascii="Times New Roman" w:hAnsi="Times New Roman" w:cs="Times New Roman"/>
           <w:b/>
